--- a/scripts/productos-digitales/guia-pasteleria/build/docs/BONUS-12-decisiones-de-apertura.docx
+++ b/scripts/productos-digitales/guia-pasteleria/build/docs/BONUS-12-decisiones-de-apertura.docx
@@ -47,7 +47,7 @@
           <w:b/>
           <w:i w:val="0"/>
         </w:rPr>
-        <w:t>Versión 1.0 · septiembre de 2026 · aichef.pro/guia-pasteleria-obrador</w:t>
+        <w:t>Versión 1.0.1 · septiembre de 2026 · aichef.pro/guia-pasteleria-obrador</w:t>
       </w:r>
     </w:p>
     <w:p>
@@ -117,7 +117,7 @@
           <w:b w:val="0"/>
           <w:i w:val="0"/>
         </w:rPr>
-        <w:t xml:space="preserve"> - cuántas referencias caben de verdad en el primer año, y qué se gana quitando en vez de añadir.</w:t>
+        <w:t xml:space="preserve"> - cuántas referencias caben en el primer año, y qué se gana quitando en vez de añadir.</w:t>
       </w:r>
     </w:p>
     <w:p>
@@ -212,7 +212,7 @@
           <w:b w:val="0"/>
           <w:i w:val="0"/>
         </w:rPr>
-        <w:t xml:space="preserve"> - qué cuesta de verdad cada perfil con la Seguridad Social dentro, y qué se pierde bajando de categoría.</w:t>
+        <w:t xml:space="preserve"> - qué cuesta cada perfil con la Seguridad Social dentro, y qué se pierde bajando de categoría.</w:t>
       </w:r>
     </w:p>
     <w:p>
@@ -318,7 +318,7 @@
           <w:b w:val="0"/>
           <w:i w:val="0"/>
         </w:rPr>
-        <w:t>Vas a buscar local para tu pastelería (repostería) y te vas a topar siempre con la misma paradoja. El local que te gusta, el que tiene escaparate y gente pasando por delante, casi nunca tiene metros para meter un obrador (taller o laboratorio) decente detrás. Y el local que sí tiene metros de sobra suele estar en una calle sin paso, donde el escaparate no le sirve a nadie. Se acaba negociando entre superficie y visibilidad, y esa negociación tiene un coste que casi nadie mete en la cuenta antes de firmar: la parte de local dedicada a obrador no vende una sola tarta, y esos metros se pagan al mismo precio de renta que el metro de escaparate. Si tu local vale 30 euros el metro cuadrado, el obrador te cuesta 30 euros el metro cuadrado igual que la vitrina, aunque desde la calle no se vea ni un cliente entrando ahí.</w:t>
+        <w:t>Vas a buscar local para tu pastelería (repostería) y te vas a topar siempre con la misma paradoja. El local que te gusta, el que tiene escaparate y gente pasando por delante, casi nunca tiene metros para meter un obrador (taller o laboratorio) decente detrás. Y el local que sí tiene metros de sobra suele estar en una calle sin paso, donde el escaparate no le sirve a nadie. Se acaba negociando entre superficie y visibilidad, y esa negociación tiene un coste (costo) que casi nadie mete en la cuenta antes de firmar: la parte de local dedicada a obrador no vende una sola tarta (pastel o torta), y esos metros se pagan al mismo precio de renta que el metro de escaparate. Si tu local vale los 13,3 euros por metro cuadrado y mes del caso de este pack, el obrador te cuesta 13,3 euros el metro cuadrado igual que la vitrina (exhibidor), aunque desde la calle no se vea ni un cliente entrando ahí.</w:t>
       </w:r>
     </w:p>
     <w:p>
@@ -634,7 +634,7 @@
                 <w:b w:val="0"/>
                 <w:i w:val="0"/>
               </w:rPr>
-              <w:t>228.049 €</w:t>
+              <w:t>227.916 €</w:t>
             </w:r>
           </w:p>
         </w:tc>
@@ -696,7 +696,7 @@
                 <w:b w:val="0"/>
                 <w:i w:val="0"/>
               </w:rPr>
-              <w:t>27.416 €</w:t>
+              <w:t>27.389 €</w:t>
             </w:r>
           </w:p>
         </w:tc>
@@ -758,7 +758,7 @@
                 <w:b w:val="0"/>
                 <w:i w:val="0"/>
               </w:rPr>
-              <w:t>101.710 €</w:t>
+              <w:t>101.643 €</w:t>
             </w:r>
           </w:p>
         </w:tc>
@@ -820,7 +820,7 @@
                 <w:b w:val="0"/>
                 <w:i w:val="0"/>
               </w:rPr>
-              <w:t>95.297 €</w:t>
+              <w:t>95.217 €</w:t>
             </w:r>
           </w:p>
         </w:tc>
@@ -882,7 +882,7 @@
                 <w:b w:val="0"/>
                 <w:i w:val="0"/>
               </w:rPr>
-              <w:t>275.430 €</w:t>
+              <w:t>275.270 €</w:t>
             </w:r>
           </w:p>
         </w:tc>
@@ -943,7 +943,7 @@
           <w:b w:val="0"/>
           <w:i w:val="0"/>
         </w:rPr>
-        <w:t>El abatidor es la partida más cara del equipamiento del obrador (taller o laboratorio), y por eso es también la primera que se cae del presupuesto cuando las cuentas no salen. Cuando toca recortar, nadie recorta la cámara ni el horno: se recorta el abatidor, porque parece que se puede vivir sin él una temporada.</w:t>
+        <w:t>El abatidor es la partida más cara del equipamiento del obrador, y por eso es también la primera que se cae del presupuesto cuando las cuentas no salen. Cuando toca recortar, nadie recorta la cámara ni el horno: se recorta el abatidor, porque parece que se puede vivir sin él una temporada.</w:t>
       </w:r>
     </w:p>
     <w:p>
@@ -969,7 +969,7 @@
           <w:b w:val="0"/>
           <w:i w:val="0"/>
         </w:rPr>
-        <w:t>Hay tres caminos, y conviene mirarlos con la misma calculadora antes de decidir:</w:t>
+        <w:t>Hay tres caminos, y hay que mirarlos con la misma calculadora antes de decidir:</w:t>
       </w:r>
     </w:p>
     <w:p>
@@ -1014,7 +1014,7 @@
           <w:b w:val="0"/>
           <w:i w:val="0"/>
         </w:rPr>
-        <w:t>Las tres son legítimas. Lo que no es legítimo es elegir sin saber qué se pierde en cada una, porque el abatidor no es un capricho de obrador bonito: es el equipo que decide cuánta tarta (pastel o torta) por encargo (pedido) puedes aceptar y cuánto puedes adelantar antes de una campaña fuerte.</w:t>
+        <w:t>Las tres son legítimas. Lo que no es legítimo es elegir sin saber qué se pierde en cada una, porque el abatidor no es un capricho de obrador bonito: es el equipo que decide cuánta tarta por encargo (pedido) puedes aceptar y cuánto puedes adelantar antes de una campaña fuerte.</w:t>
       </w:r>
     </w:p>
     <w:p>
@@ -1058,7 +1058,7 @@
           <w:b w:val="0"/>
           <w:i w:val="0"/>
         </w:rPr>
-        <w:t>Con estos números, la recomendación es clara para quien planea un surtido donde el 40 % pasa por abatidor: comprarlo el día uno, con capacidad sobrada y no ajustada al límite. La condición que cambiaría esta recomendación es que el surtido previsto reduzca de verdad esa proporción del 40 % y que ningún encargo de campaña dependa de producción adelantada; en ese caso, y sólo en ese caso, la Opción C -uno más pequeño, para crecer después- pasa a ser defendible.</w:t>
+        <w:t>Con estos números, la recomendación es clara para quien planea un surtido donde el 40 % pasa por abatidor: comprarlo el día uno, con capacidad sobrada y no ajustada al límite. La condición que cambiaría esta recomendación es que el surtido previsto reduzca esa proporción del 40 % y que ningún encargo de campaña dependa de producción adelantada; en ese caso, y sólo en ese caso, la Opción C -uno más pequeño, para crecer después- pasa a ser defendible.</w:t>
       </w:r>
     </w:p>
     <w:p>
@@ -1984,7 +1984,7 @@
           <w:i/>
           <w:color w:val="444444"/>
         </w:rPr>
-        <w:t>Las capacidades son supuestos de modelado calibrados con fichas de distribuidor. Cámbialas por las del equipo que vayas a comprar de verdad.</w:t>
+        <w:t>Las capacidades son supuestos de modelado calibrados con fichas de distribuidor. Cámbialas por las del equipo que vayas a comprar.</w:t>
       </w:r>
     </w:p>
     <w:p>
@@ -2014,7 +2014,7 @@
           <w:b w:val="0"/>
           <w:i w:val="0"/>
         </w:rPr>
-        <w:t>En el primer año la tentación siempre es la misma: abrir con la carta más grande posible para no perder ni una sola venta. Parece la opción prudente y es justo la contraria: es la manera más rápida de multiplicar la merma y disparar la compra. Cada referencia nueva no es sólo una ficha más en la vitrina (exhibidor); es un proveedor que gestionar, un formato de compra mínimo que asumas o no lo vendas todo, un hueco de vitrina que le quitas a otra pieza que sí rota, y tiempo de obrador (taller o laboratorio) que se paga aunque esa referencia venda poco. Ese coste (costo) fijo por referencia es invisible en el papel y muy visible en la cuenta de explotación a los tres meses.</w:t>
+        <w:t>En el primer año la tentación siempre es la misma: abrir con la carta más grande posible para no perder ni una sola venta. Parece la opción prudente y es justo la contraria: es la manera más rápida de multiplicar la merma y disparar la compra. Cada referencia nueva no es sólo una ficha más en la vitrina; es un proveedor que gestionar, un formato de compra mínimo que asumas o no lo vendas todo, un hueco de vitrina que le quitas a otra pieza que sí rota, y tiempo de obrador que se paga aunque esa referencia venda poco. Ese coste fijo por referencia es invisible en el papel y muy visible en la cuenta de explotación a los tres meses.</w:t>
       </w:r>
     </w:p>
     <w:p>
@@ -2023,7 +2023,7 @@
           <w:b w:val="0"/>
           <w:i w:val="0"/>
         </w:rPr>
-        <w:t>Y aquí conviene un dato para entender hasta dónde puede llegar la concentración de ventas en unas pocas referencias: en Hofmann, un solo producto -el croissant de mascarpone, con cerca de 3.000 unidades a la semana- representa cerca del 30 % de la facturación global de la pastelería (Hofmann Badalona: nuevo centro de I+D y expansión internacional - The New Barcelona Post, 2026-02-12). No hace falta llegar a esa escala para entender la lección: la carta corta que vende mucho de pocas cosas suele ganar más que la carta larga que reparte ventas entre treinta referencias que apenas rotan.</w:t>
+        <w:t>Y aquí va un dato para entender hasta dónde puede llegar la concentración de ventas en unas pocas referencias: en Hofmann, un solo producto -el croissant de mascarpone, con cerca de 3.000 unidades a la semana- representa cerca del 30 % de la facturación global de la pastelería (Hofmann Badalona: nuevo centro de I+D y expansión internacional - The New Barcelona Post, 2026-02-12). No hace falta llegar a esa escala para entender la lección: la carta corta que vende mucho de pocas cosas suele ganar más que la carta larga que reparte ventas entre treinta referencias que apenas rotan.</w:t>
       </w:r>
     </w:p>
     <w:p>
@@ -2132,7 +2132,7 @@
           <w:b w:val="0"/>
           <w:i w:val="0"/>
         </w:rPr>
-        <w:t>El segundo criterio es de capacidad, y se olvida más de lo que debería: la carta tiene que caber en las piezas al día que permite el cuello de botella del obrador, no sólo en el espacio físico de la vitrina. Una carta que cabe en el mostrador pero no cabe en la producción del equipo que vas a contratar se traduce en encargos (pedidos) que no llegas a servir o en jornadas que se alargan hasta que el sistema colapsa.</w:t>
+        <w:t>El segundo criterio es de capacidad, y se olvida más de lo que debería: la carta tiene que caber en las piezas al día que permite el cuello de botella del obrador, no sólo en el espacio físico de la vitrina. Una carta que cabe en el mostrador pero no cabe en la producción del equipo que vas a contratar se traduce en encargos que no llegas a servir o en jornadas que se alargan hasta que el sistema colapsa.</w:t>
       </w:r>
     </w:p>
     <w:p>
@@ -2175,7 +2175,7 @@
           <w:b w:val="0"/>
           <w:i w:val="0"/>
         </w:rPr>
-        <w:t>Aquí no hay una norma que decida cuántas referencias debe tener tu carta: es una decisión de negocio y de capacidad de obrador, no un requisito legal, y conviene decirlo con esa claridad en vez de rellenar el hueco con normativa de adorno.</w:t>
+        <w:t>Aquí no hay una norma que decida cuántas referencias debe tener tu carta: es una decisión de negocio y de capacidad de obrador, no un requisito legal, y hay que decirlo con esa claridad en vez de rellenar el hueco con normativa de adorno.</w:t>
       </w:r>
     </w:p>
     <w:p>
@@ -2184,7 +2184,7 @@
           <w:b w:val="0"/>
           <w:i w:val="0"/>
         </w:rPr>
-        <w:t>Lo que sí obliga, referencia a referencia, es otra cosa: antes de poner cualquier pieza nueva en vitrina tienes que tener resuelta su información de alérgenos, exigida por el artículo 9, apartado 1, letra c, del Reglamento (UE) 1169/2011 (comprobado el 10 de septiembre de 2026), y decidido si va a vitrina refrigerada o de ambiente. Cada referencia nueva que sumes a la carta es una fila más en las dos cosas, no un simple hueco de vitrina. Y si alguna de tus tartas por encargo lleva licor por encima del 1,2 % en volumen -el umbral a partir del cual hay que declarar el grado alcohólico en producto no envasado-, esa declaración es obligatoria conforme al RD 126/2015, arts. 4.1, 5.1, 6.2, 6.5 y 10, en su texto consolidado sin modificaciones (comprobado el 10 de septiembre de 2026).</w:t>
+        <w:t>Lo que sí obliga, referencia a referencia, es otra cosa: antes de poner cualquier pieza nueva en vitrina tienes que tener resuelta su información de alérgenos, exigida por el artículo 9, apartado 1, letra c, del Reglamento (UE) 1169/2011 (comprobado el 10 de septiembre de 2026), y decidido si va a vitrina refrigerada o de ambiente. Cada referencia nueva que sumes a la carta es una fila más en las dos cosas, no un simple hueco de vitrina. Y si alguna de tus tartas por encargo lleva licor, el alcohol va declarado como cualquier otro ingrediente; el umbral del 1,2 % en volumen obliga a declarar el grado alcohólico en las BEBIDAS, no en la pastelería, así que no lo apliques por analogía. La información obligatoria del producto no envasado la fija el RD 126/2015, arts. 4.1, 5.1, 6.2, 6.5 y 10, en su texto consolidado sin modificaciones (comprobado el 10 de septiembre de 2026).</w:t>
       </w:r>
     </w:p>
     <w:p>
@@ -2395,46 +2395,6 @@
           </w:p>
         </w:tc>
       </w:tr>
-      <w:tr>
-        <w:tc>
-          <w:tcPr>
-            <w:tcW w:type="dxa" w:w="3249"/>
-          </w:tcPr>
-          <w:p>
-            <w:r/>
-            <w:r>
-              <w:rPr>
-                <w:b w:val="0"/>
-                <w:i w:val="0"/>
-              </w:rPr>
-              <w:t>Margen ponderado medio de la carta (€)</w:t>
-            </w:r>
-          </w:p>
-        </w:tc>
-        <w:tc>
-          <w:tcPr>
-            <w:tcW w:type="dxa" w:w="3249"/>
-          </w:tcPr>
-          <w:p>
-            <w:r/>
-            <w:r>
-              <w:rPr>
-                <w:b w:val="0"/>
-                <w:i w:val="0"/>
-              </w:rPr>
-              <w:t>0</w:t>
-            </w:r>
-          </w:p>
-        </w:tc>
-        <w:tc>
-          <w:tcPr>
-            <w:tcW w:type="dxa" w:w="3249"/>
-          </w:tcPr>
-          <w:p>
-            <w:r/>
-          </w:p>
-        </w:tc>
-      </w:tr>
     </w:tbl>
     <w:p/>
     <w:p>
@@ -2446,7 +2406,7 @@
           <w:i/>
           <w:color w:val="444444"/>
         </w:rPr>
-        <w:t>El margen ponderado mide lo que aporta cada grupo al margen de cien piezas vendidas con el mix previsto. Retirar dos referencias de margen ponderado bajo casi no se nota en la caja y sí en la compra.</w:t>
+        <w:t>El margen ponderado mide lo que aporta cada grupo al margen de cien piezas vendidas con el mix previsto. Retirar dos referencias de margen ponderado bajo casi no se nota en la caja y sí en la compra. El margen ponderado medio por referencia de la carta es de 0,04 €; el de las cien piezas vendidas con este mix, 1,07 €.</w:t>
       </w:r>
     </w:p>
     <w:p>
@@ -2573,7 +2533,7 @@
           <w:b w:val="0"/>
           <w:i w:val="0"/>
         </w:rPr>
-        <w:t>Para el primer criterio, la hoja de coste hora y mano de obra de la calculadora de escandallo y carta de apertura da el coste total por unidad de cada referencia propia, con la mano de obra ya metida dentro, que es exactamente la cifra con la que hay que comparar el precio de compra de un producto elaborado por otro. En el croissant de mantequilla que sirve de ejemplo en el capítulo anterior, el coste total por unidad es de 1,06 €, de los que 0,82 € son mano de obra: un peso de la mano de obra del 63,3 % sobre el coste total, así que ignorar ese componente al comparar contra el precio de compra falsea la cuenta desde el principio.</w:t>
+        <w:t>Para el primer criterio, la hoja de coste hora y mano de obra de la calculadora de escandallo (costeo) y carta de apertura da el coste total por unidad de cada referencia propia, con la mano de obra ya metida dentro, que es exactamente la cifra con la que hay que comparar el precio de compra de un producto elaborado por otro. En el croissant de mantequilla que sirve de ejemplo en el capítulo anterior, el coste total por unidad es de 1,06 €, de los que 0,82 € son mano de obra: un peso de la mano de obra del 63,3 % sobre el coste total, así que ignorar ese componente al comparar contra el precio de compra falsea la cuenta desde el principio.</w:t>
       </w:r>
     </w:p>
     <w:p>
@@ -2582,7 +2542,7 @@
           <w:b w:val="0"/>
           <w:i w:val="0"/>
         </w:rPr>
-        <w:t>Para el segundo criterio, la referencia es la que ya conoces de la calculadora de equipamiento: la variante de punto caliente sale a 22.456 € de inversión, frente a los 66.980 € del caso base con obrador. La hoja de variantes del checklist de equipamiento y proveedores dice, referencia por referencia, qué dotación deja de hacer falta en cada formato, y ahí es donde se ve con claridad cuánto pesa realmente montar un obrador frente a montar sólo un punto de regeneración: la diferencia entre las dos cifras es la inversión que estás comprando (o dejando de comprar) en capacidad de fabricar de verdad, no sólo en metros cuadrados. La hora de obrador, cuando ese obrador existe, se factura a 17,94 €.</w:t>
+        <w:t>Para el segundo criterio, la referencia es la que ya conoces de la calculadora de equipamiento: la variante de punto caliente pide 22.456 € de equipamiento, frente a los 66.980 € del caso base con obrador - y 85.997 € de inversión de apertura completa, con obra y licencias dentro, contra los 165.800 € del caso base. La hoja de variantes del checklist de equipamiento y proveedores dice, referencia por referencia, qué dotación deja de hacer falta en cada formato, y ahí es donde se ve con claridad cuánto pesa realmente montar un obrador frente a montar sólo un punto de regeneración: la diferencia entre las dos cifras es la inversión que estás comprando (o dejando de comprar) en capacidad de fabricar, no sólo en metros cuadrados. La hora de obrador, cuando ese obrador existe, se factura a 17,94 €.</w:t>
       </w:r>
     </w:p>
     <w:p>
@@ -2643,7 +2603,7 @@
           <w:b/>
           <w:i w:val="0"/>
         </w:rPr>
-        <w:t>Qué puedes escribir en el escaparate según lo que hagas de verdad</w:t>
+        <w:t>Qué puedes escribir en el escaparate según lo que hagas</w:t>
       </w:r>
     </w:p>
     <w:tbl>
@@ -3189,7 +3149,7 @@
           <w:b w:val="0"/>
           <w:i w:val="0"/>
         </w:rPr>
-        <w:t>La misma calculadora, en la hoja de refuerzo y tesorería, pone precio a la parte que decidas cubrir con personal extra: 1.603,74 € de coste de refuerzo para la campaña, y 5.457,48 € de tesorería inmovilizada en materia prima mientras llega el cobro. Esa tesorería inmovilizada es, en la práctica, el segundo criterio de la decisión hecho número: si tu financiación no cubre esos 5.457,48 € sin apretarte el resto del mes, el cupo baja antes de tocar ni un solo dato de producción. Y del otro lado está la recompensa: la campaña deja una facturación incremental sin IVA de 31.500 €, la cifra que justifica asumir el coste del refuerzo y la tesorería inmovilizada si tu obrador puede sostener el ritmo.</w:t>
+        <w:t>La misma calculadora, en la hoja de refuerzo y tesorería, pone precio a la parte que decidas cubrir con personal extra: 1.603,74 € de coste de refuerzo para la campaña, y 2.079,04 € de tesorería inmovilizada en materia prima mientras llega el cobro. Esa tesorería inmovilizada es, en la práctica, el segundo criterio de la decisión hecho número: si tu financiación no cubre esos 2.079,04 € sin apretarte el resto del mes, el cupo baja antes de tocar ni un solo dato de producción. Y del otro lado está la recompensa: la campaña deja una facturación incremental sin IVA de 12.000 €, la cifra que justifica asumir el coste del refuerzo y la tesorería inmovilizada si tu obrador puede sostener el ritmo.</w:t>
       </w:r>
     </w:p>
     <w:p>
@@ -4041,7 +4001,7 @@
           <w:b w:val="0"/>
           <w:i w:val="0"/>
         </w:rPr>
-        <w:t>La comunión no es un pico de tres días: es una meseta de 20 días seguidos, y llega justo cuando el obrador (taller o laboratorio) todavía se está rodando, con la plantilla recién formada y las rutinas sin asentar. En esos 20 días no sólo se produce más, también se congela caja: hay 55 días en los que el dinero de esa campaña está parado, entre la materia prima comprada, el refuerzo pagado y el cobro que todavía no ha llegado entero. Reforzar el equipo para sostener esa meseta cuesta 801,87 €, y ese número no es un capricho de la hoja: es lo que sale caro cuando no se ha decidido a tiempo cuánto encargo se acepta.</w:t>
+        <w:t>La comunión no es un pico de tres días: es una meseta de 20 días seguidos, y llega justo cuando el obrador todavía se está rodando, con la plantilla recién formada y las rutinas sin asentar. En esos 20 días no sólo se produce más, también se congela caja: hay 55 días en los que el dinero de esa campaña está parado, entre la materia prima comprada, el refuerzo pagado y el cobro que todavía no ha llegado entero. Reforzar el equipo para sostener esa meseta cuesta 801,87 €, y ese número no es un capricho de la hoja: es lo que sale caro cuando no se ha decidido a tiempo cuánto encargo se acepta.</w:t>
       </w:r>
     </w:p>
     <w:p>
@@ -4050,7 +4010,7 @@
           <w:b w:val="0"/>
           <w:i w:val="0"/>
         </w:rPr>
-        <w:t>El primer encargo grande de comunión se acepta casi siempre por ilusión -alguien pide una tarta (pastel o torta) grande, con muchas raciones, para una fecha muy concreta- y se produce por la noche, cuando el resto de la producción del día ya ha salido. Lo que hay que decidir antes de decir que sí no es si se puede hacer esa tarta: es cuánto de eso cabe sin reventar el resto de lo que ya está comprometido para ese día.</w:t>
+        <w:t>El primer encargo grande de comunión se acepta casi siempre por ilusión -alguien pide una tarta grande, con muchas raciones, para una fecha muy concreta- y se produce por la noche, cuando el resto de la producción del día ya ha salido. Lo que hay que decidir antes de decir que sí no es si se puede hacer esa tarta: es cuánto de eso cabe sin reventar el resto de lo que ya está comprometido para ese día.</w:t>
       </w:r>
     </w:p>
     <w:p>
@@ -4067,7 +4027,7 @@
           <w:b w:val="0"/>
           <w:i w:val="0"/>
         </w:rPr>
-        <w:t>Conviene tener elegido el modelo antes de que suene el primer teléfono de comunión, porque las tres opciones no compiten por el mismo motivo:</w:t>
+        <w:t>Hay que tener elegido el modelo antes de que suene el primer teléfono de comunión, porque las tres opciones no compiten por el mismo motivo:</w:t>
       </w:r>
     </w:p>
     <w:p>
@@ -4103,7 +4063,7 @@
           <w:b w:val="0"/>
           <w:i w:val="0"/>
         </w:rPr>
-        <w:t>Opción C: aceptar sólo referencias que ya están en la carta y con escandallo (costeo) hecho, descartando el encargo (pedido) especial que pide algo que nunca se ha producido.</w:t>
+        <w:t>Opción C: aceptar sólo referencias que ya están en la carta y con escandallo hecho, descartando el encargo especial que pide algo que nunca se ha producido.</w:t>
       </w:r>
     </w:p>
     <w:p>
@@ -4138,7 +4098,7 @@
           <w:b w:val="0"/>
           <w:i w:val="0"/>
         </w:rPr>
-        <w:t>El segundo criterio, además del cupo, es el anticipo. No es un trámite administrativo: cubre el coste (costo) de la materia prima si al final el cliente no vuelve, y de paso filtra solo al que en realidad no piensa recoger la tarta. Un encargo grande sin anticipo es, en la práctica, apostar a que todo el mundo cumple su palabra un sábado de mayo con el obrador a tope.</w:t>
+        <w:t>El segundo criterio, además del cupo, es el anticipo. No es un trámite administrativo: cubre el coste de la materia prima si al final el cliente no vuelve, y de paso filtra solo al que en realidad no piensa recoger la tarta. Un encargo grande sin anticipo es, en la práctica, apostar a que todo el mundo cumple su palabra un sábado de mayo con el obrador a tope.</w:t>
       </w:r>
     </w:p>
     <w:p>
@@ -4217,7 +4177,7 @@
           <w:b w:val="0"/>
           <w:i w:val="0"/>
         </w:rPr>
-        <w:t>Y obliga también el plazo del producto elaborado por la vía del huevo. El art. 9.3 del RD 1021/2022, en relación con la fila 9 del art. 4.1 (comprobado el 10 de septiembre de 2026), fija un máximo de 24 horas de vida útil, con un techo de temperatura de 8 °C que baja a 4 °C cuando concurre esa fila, y obliga a registrar la fecha y la hora de elaboración de cada lote. Para el encargo de comunión, eso significa que la fecha de elaboración de la tarta no es un dato que se apunte por costumbre: condiciona, sin margen de interpretación, cuándo puede recogerse.</w:t>
+        <w:t>Y obliga también el plazo del producto elaborado por la vía del huevo. El art. 9.3 del RD 1021/2022, en relación con la fila 9 del art. 4.1 (comprobado el 10 de septiembre de 2026), fija un plazo legal de consumo de 24 horas desde la elaboración -que no es la vida útil, que la declaras tú en tu APPCC-, con un techo de temperatura de 8 °C que baja a 4 °C cuando concurre esa fila, y obliga a registrar la fecha y la hora de elaboración de cada lote. Para el encargo de comunión, eso significa que la fecha de elaboración de la tarta no es un dato que se apunte por costumbre: condiciona, sin margen de interpretación, cuándo puede recogerse.</w:t>
       </w:r>
     </w:p>
     <w:p>
@@ -4392,7 +4352,7 @@
                 <w:b w:val="0"/>
                 <w:i w:val="0"/>
               </w:rPr>
-              <w:t>5.457,48 €</w:t>
+              <w:t>2.079,04 €</w:t>
             </w:r>
           </w:p>
         </w:tc>
@@ -4422,7 +4382,7 @@
                 <w:b w:val="0"/>
                 <w:i w:val="0"/>
               </w:rPr>
-              <w:t>24.395,21 €</w:t>
+              <w:t>8.300,62 €</w:t>
             </w:r>
           </w:p>
         </w:tc>
@@ -4668,7 +4628,7 @@
                 <w:b w:val="0"/>
                 <w:i w:val="0"/>
               </w:rPr>
-              <w:t>499,39 €</w:t>
+              <w:t>478,58 €</w:t>
             </w:r>
           </w:p>
         </w:tc>
@@ -4698,7 +4658,7 @@
                 <w:b w:val="0"/>
                 <w:i w:val="0"/>
               </w:rPr>
-              <w:t>3.152,07 €</w:t>
+              <w:t>2.998,46 €</w:t>
             </w:r>
           </w:p>
         </w:tc>
@@ -4852,7 +4812,7 @@
                 <w:b w:val="0"/>
                 <w:i w:val="0"/>
               </w:rPr>
-              <w:t>264,42 €</w:t>
+              <w:t>239,00 €</w:t>
             </w:r>
           </w:p>
         </w:tc>
@@ -4882,7 +4842,7 @@
                 <w:b w:val="0"/>
                 <w:i w:val="0"/>
               </w:rPr>
-              <w:t>1.361,78 €</w:t>
+              <w:t>1.169,16 €</w:t>
             </w:r>
           </w:p>
         </w:tc>
@@ -4928,7 +4888,7 @@
           <w:b w:val="0"/>
           <w:i w:val="0"/>
         </w:rPr>
-        <w:t>El primer contrato con una cafetería llega solo, sin buscarlo, y parece dinero gratis: un pedido fijo cada semana, sin necesidad de sacar una pieza más a la vitrina (exhibidor) y sin la merma de vitrina, que es la que de verdad se come el margen del mostrador. Firmas, entregas y cobras, y da la sensación de que ese volumen sale prácticamente regalado del mismo obrador (taller o laboratorio) que ya tienes montado.</w:t>
+        <w:t>El primer contrato con una cafetería llega solo, sin buscarlo, y parece dinero gratis: un pedido fijo cada semana, sin necesidad de sacar una pieza más a la vitrina y sin la merma de vitrina, que es la que se come el margen del mostrador. Firmas, entregas y cobras, y da la sensación de que ese volumen sale prácticamente regalado del mismo obrador que ya tienes montado.</w:t>
       </w:r>
     </w:p>
     <w:p>
@@ -4937,7 +4897,7 @@
           <w:b w:val="0"/>
           <w:i w:val="0"/>
         </w:rPr>
-        <w:t>Lo que no se ve el primer día son tres cosas. La primera, que el precio que le haces a esa cafetería es más bajo que el de venta directa al público: compra volumen y no paga tu vitrina, así que el margen se resiente. La segunda, que el cobro deja de ser al contado del mostrador y pasa a ser a plazo, como muestra el reparto habitual de una pastelería (repostería) entre venta directa al cliente y venta a crédito a 30-60 días (Matías, dueño de una pastelería en España: montar un obrador cuesta... y la rentabilidad - El..., 2025-11-21). La tercera, la que de verdad cambia el negocio: suministrar a otro comercio minorista puede sacarte del régimen sanitario en el que estás y meterte en otro distinto, con papeles que no tenías el día antes de firmar ese primer contrato.</w:t>
+        <w:t>Lo que no se ve el primer día son tres cosas. La primera, que el precio que le haces a esa cafetería es más bajo que el de venta directa al público: compra volumen y no paga tu vitrina, así que el margen se resiente. La segunda, que el cobro deja de ser al contado del mostrador y pasa a ser a plazo, como muestra el reparto habitual de una pastelería entre venta directa al cliente y venta a crédito a 30-60 días (Matías, dueño de una pastelería en España: montar un obrador cuesta... y la rentabilidad - El..., 2025-11-21). La tercera, la que cambia el negocio: suministrar a otro comercio minorista puede sacarte del régimen sanitario en el que estás y meterte en otro distinto, con papeles que no tenías el día antes de firmar ese primer contrato.</w:t>
       </w:r>
     </w:p>
     <w:p>
@@ -5016,7 +4976,7 @@
           <w:b w:val="0"/>
           <w:i w:val="0"/>
         </w:rPr>
-        <w:t>El error habitual es mirar el margen bruto del canal y compararlo con el del mostrador. No es el criterio correcto: el canal se juzga por su margen de contribución, no por su margen bruto, porque lo que importa es cuánto aporta ese pedido a cubrir los costes (costos) fijos del obrador una vez descontado lo que cuesta servirlo. Y la pregunta que de verdad resuelve la decisión es otra: ¿qué le pasa al punto muerto si quito ese canal? Si el punto muerto baja al quitarlo, el canal está restando: te obliga a facturar más cada mes para llegar al mismo beneficio cero, y sostenerlo no compensa el volumen que trae.</w:t>
+        <w:t>El error habitual es mirar el margen bruto del canal y compararlo con el del mostrador. No es el criterio correcto: el canal se juzga por su margen de contribución, no por su margen bruto, porque lo que importa es cuánto aporta ese pedido a cubrir los costes fijos del obrador una vez descontado lo que cuesta servirlo. Y la pregunta que de verdad resuelve la decisión es otra: ¿qué le pasa al punto muerto si quito ese canal? Si el punto muerto baja al quitarlo, el canal está restando: te obliga a facturar más cada mes para llegar al mismo beneficio cero, y sostenerlo no compensa el volumen que trae.</w:t>
       </w:r>
     </w:p>
     <w:p>
@@ -5034,7 +4994,7 @@
           <w:b w:val="0"/>
           <w:i w:val="0"/>
         </w:rPr>
-        <w:t>Con esos dos criterios sobre la mesa, la recomendación por defecto es la opción B: abrir el canal, pero con el tope puesto y vigilado. Esa recomendación cambia si el punto muerto sin el canal resulta más alto que con él -entonces el canal aporta de verdad y merece dejarlo crecer sin tope, opción C- o si el peso del canal sobre las ventas se dispara de la mano de un único cliente, porque ahí el riesgo de concentración pesa más que el margen.</w:t>
+        <w:t>Con esos dos criterios sobre la mesa, la recomendación por defecto es la opción B: abrir el canal, pero con el tope puesto y vigilado. Esa recomendación cambia si el punto muerto sin el canal resulta más alto que con él -entonces el canal aporta y merece dejarlo crecer sin tope, opción C- o si el peso del canal sobre las ventas se dispara de la mano de un único cliente, porque ahí el riesgo de concentración pesa más que el margen.</w:t>
       </w:r>
     </w:p>
     <w:p>
@@ -5051,7 +5011,7 @@
           <w:b w:val="0"/>
           <w:i w:val="0"/>
         </w:rPr>
-        <w:t>La hoja de canales y punto muerto del plan financiero a tres años de pastelería trae los números que hacen falta para decidir con tus datos: el margen de contribución de este canal, un 49 %; el peso del suministro a otras tiendas sobre el total de ventas, un 5 %; y el punto muerto mensual en las dos versiones, con todos los canales activos -23.337,56 €- y sin el de suministro a otras tiendas -23.018,22 €-. Como el punto muerto sube al meter el canal, este caso concreto queda en el filo: aporta contribución, pero también sube el listón que hay que facturar cada mes, y de ahí sale la recomendación de la opción B con tope y no la C sin límite.</w:t>
+        <w:t>La hoja de canales y punto muerto del plan financiero a tres años de pastelería trae los números que hacen falta para decidir con tus datos: el margen de contribución de este canal, un 49 %; el peso del suministro a otras tiendas sobre el total de ventas, un 5 %; y el punto muerto mensual en las dos versiones, con todos los canales activos -23.337,56 €- y sin el de suministro a otras tiendas -23.018,22 €-. Como el punto muerto sube al meter el canal -de 23.018 € a 23.338 € al mes-, por el criterio de arriba este canal resta: te obliga a facturar 320 € más cada mes para llegar al mismo cero. Que la recomendación siga siendo la opción B, y no la A, es por lo segundo que mide esta decisión: el B2B llena horas muertas de obrador que ya estás pagando, y con tope puesto ese uso de capacidad compensa los 320 €. Sin tope, la cuenta cambia de signo.</w:t>
       </w:r>
     </w:p>
     <w:p>
@@ -5077,7 +5037,7 @@
           <w:b w:val="0"/>
           <w:i w:val="0"/>
         </w:rPr>
-        <w:t>Aquí sí hay norma, y conviene conocerla antes de firmar ese primer contrato -comprobado el 10 de septiembre de 2026-. El artículo 3.1 del RD 1021/2022 (texto consolidado) sólo se activa cuando suministras a establecimientos de comercio al por menor de distinta titularidad: una pastelería que sólo vende al consumidor final no entra en este artículo, mires lo que mires. En cuanto entras, al firmar con esa cafetería, tienes que cumplir tres condiciones a la vez: que la actividad sea marginal, que esté localizada y que sea restringida.</w:t>
+        <w:t>Aquí sí hay norma, y hay que conocerla antes de firmar ese primer contrato -comprobado el 10 de septiembre de 2026-. El artículo 3.1 del RD 1021/2022 (texto consolidado) sólo se activa cuando suministras a establecimientos de comercio al por menor de distinta titularidad: una pastelería que sólo vende al consumidor final no entra en este artículo, mires lo que mires. En cuanto entras, al firmar con esa cafetería, tienes que cumplir tres condiciones a la vez: que la actividad sea marginal, que esté localizada y que sea restringida.</w:t>
       </w:r>
     </w:p>
     <w:p>
@@ -5788,7 +5748,7 @@
           <w:b w:val="0"/>
           <w:i w:val="0"/>
         </w:rPr>
-        <w:t>El segundo criterio, y el que de verdad decide en la práctica, es de cobertura, no de coste. Un turno de madrugada en obrador es continuo: empieza a una hora y hay que sostenerlo entero. Dos medias jornadas encajadas dejan casi siempre una costura, un momento del cuadrante en el que nadie especialista está delante del horno, y eso se nota en la producción del día antes de notarse en la nómina de fin de mes. Si el cuadrante no cierra, el ahorro de la opción B es solo aparente.</w:t>
+        <w:t>El segundo criterio, y el que decide en la práctica, es de cobertura, no de coste. Un turno de madrugada en obrador es continuo: empieza a una hora y hay que sostenerlo entero. Dos medias jornadas encajadas dejan casi siempre una costura, un momento del cuadrante en el que nadie especialista está delante del horno, y eso se nota en la producción del día antes de notarse en la nómina de fin de mes. Si el cuadrante no cierra, el ahorro de la opción B es solo aparente.</w:t>
       </w:r>
     </w:p>
     <w:p>
@@ -6629,7 +6589,7 @@
           <w:b w:val="0"/>
           <w:i w:val="0"/>
         </w:rPr>
-        <w:t>Todo el mundo quiere abrir cuanto antes. Es la pregunta que más se repite en cualquier proyecto de pastelería (repostería): ¿para cuándo estamos? Y es la pregunta mal planteada, porque la fecha de apertura no se elige: se calcula. Es el resultado de encadenar hitos -local, obra, licencias, equipamiento, contratación- cada uno con su duración y su dependencia del anterior, y el mes en el que sale la última ficha es el mes en el que abres, no el que hubieras preferido.</w:t>
+        <w:t>Todo el mundo quiere abrir cuanto antes. Es la pregunta que más se repite en cualquier proyecto de pastelería: ¿para cuándo estamos? Y es la pregunta mal planteada, porque la fecha de apertura no se elige: se calcula. Es el resultado de encadenar hitos -local, obra, licencias, equipamiento, contratación- cada uno con su duración y su dependencia del anterior, y el mes en el que sale la última ficha es el mes en el que abres, no el que hubieras preferido.</w:t>
       </w:r>
     </w:p>
     <w:p>
@@ -6638,7 +6598,7 @@
           <w:b w:val="0"/>
           <w:i w:val="0"/>
         </w:rPr>
-        <w:t>Lo que sí es una decisión de verdad, y de las que mueven el proyecto entero, es cuándo lo arrancas. Empezar en un mes o en el siguiente desplaza el mes de apertura completo, porque todos los hitos posteriores se recalculan a partir de ese primer día. Decidir la fecha de arranque es, en la práctica, decidir la fecha de apertura con varios meses de antelación y sin haber firmado todavía el contrato de alquiler.</w:t>
+        <w:t>Lo que sí es una decisión, y de las que mueven el proyecto entero, es cuándo lo arrancas. Empezar en un mes o en el siguiente desplaza el mes de apertura completo, porque todos los hitos posteriores se recalculan a partir de ese primer día. Decidir la fecha de arranque es, en la práctica, decidir la fecha de apertura con varios meses de antelación y sin haber firmado todavía el contrato de alquiler.</w:t>
       </w:r>
     </w:p>
     <w:p>
@@ -6655,7 +6615,7 @@
           <w:b w:val="0"/>
           <w:i w:val="0"/>
         </w:rPr>
-        <w:t>Hay tres formas de plantear el calendario, y conviene tenerlas claras antes de firmar nada:</w:t>
+        <w:t>Hay tres formas de plantear el calendario, y hay que tenerlas claras antes de firmar nada:</w:t>
       </w:r>
     </w:p>
     <w:p>
@@ -6738,7 +6698,7 @@
           <w:b w:val="0"/>
           <w:i w:val="0"/>
         </w:rPr>
-        <w:t>La regla que manda por encima de las tres opciones es simple de enunciar y cara de saltarse: no se abre dentro de una campaña. Estrenar equipo nuevo, plantilla nueva y proveedores nuevos precisamente el día en el que más producción hay en el año es acumular los tres riesgos a la vez -fallos de máquina sin rodar, un equipo que todavía no coordina turnos y proveedores que aún no conocen tu ritmo de pedido- justo cuando menos margen tienes para que algo falle. La hoja de estacionalidad y picos del pack cifra el peso de la campaña grande sobre las ventas del año en 9,8 %: es la ventana de negocio que menos conviene arriesgar con un estreno.</w:t>
+        <w:t>La regla que manda por encima de las tres opciones es simple de enunciar y cara de saltarse: no se abre dentro de una campaña. Estrenar equipo nuevo, plantilla nueva y proveedores nuevos precisamente el día en el que más producción hay en el año es acumular los tres riesgos a la vez -fallos de máquina sin rodar, un equipo que todavía no coordina turnos y proveedores que aún no conocen tu ritmo de pedido- justo cuando menos margen tienes para que algo falle. La hoja de estacionalidad y picos del pack cifra el peso de la campaña grande en un 3,7 % de las ventas del año concentrado en cinco días, y el del mes que la contiene, enero, en un 11,2 %: es la ventana de negocio que menos hay que arriesgar con un estreno.</w:t>
       </w:r>
     </w:p>
     <w:p>
@@ -6747,7 +6707,7 @@
           <w:b w:val="0"/>
           <w:i w:val="0"/>
         </w:rPr>
-        <w:t>El segundo criterio, una vez descartado abrir en plena campaña, es de rodaje: hay que dejar margen suficiente entre la apertura y esa campaña grande para haber probado el cuadrante de turnos y la capacidad real de producción con encargos de verdad, no con la previsión del papel. Abrir demasiado pegado a la campaña es cambiar un riesgo por otro más pequeño, pero sigue siendo un riesgo.</w:t>
+        <w:t>El segundo criterio, una vez descartado abrir en plena campaña, es de rodaje: hay que dejar margen suficiente entre la apertura y esa campaña grande para haber probado el cuadrante de turnos y la capacidad real de producción con encargos, no con la previsión del papel. Abrir demasiado pegado a la campaña es cambiar un riesgo por otro más pequeño, pero sigue siendo un riesgo.</w:t>
       </w:r>
     </w:p>
     <w:p>
@@ -6773,7 +6733,7 @@
           <w:b w:val="0"/>
           <w:i w:val="0"/>
         </w:rPr>
-        <w:t>Dentro de esos doce hitos, el que más veces desplaza la fecha final no suele ser la obra ni el papeleo: es el plazo de entrega del equipamiento, y sale del checklist de equipamiento y proveedores del pack, no de una estimación genérica. Ahí es donde conviene mirar primero cuando el calendario aprieta, y en particular la partida de la cámara de fermentación controlada de roll-in, que en el caso modelado es la que marca el cuello de botella del pedido.</w:t>
+        <w:t>Dentro de esos doce hitos, la obra y el trámite de actividad son los que mandan: son ruta crítica y cualquier día que se muevan mueve la apertura. El equipamiento es el único hito con holgura -un mes- y sólo porque se pide en paralelo a la obra; su plazo más largo son nueve semanas y sale del checklist de equipamiento y proveedores del pack, no de una estimación genérica. El día que se pida tarde, pasa a ser ruta crítica él también. Ahí es donde conviene mirar primero cuando el calendario aprieta, y en particular la partida de la cámara de fermentación controlada de roll-in, que en el caso modelado es la que marca el cuello de botella del pedido.</w:t>
       </w:r>
     </w:p>
     <w:p>
@@ -6808,7 +6768,7 @@
           <w:b w:val="0"/>
           <w:i w:val="0"/>
         </w:rPr>
-        <w:t>Y en la comunidad de ejemplo de este pack, Madrid, hay un plazo con fecha fija que sí conviene tener presente si el proyecto es una reforma de un negocio que ya venía funcionando: quien ya estaba abierto cuando entró en vigor el nuevo registro autonómico tiene un período transitorio de un año para inscribirse, que vence el 28-03-2027 (Decreto 26/2026, de 25 de marzo, del Consejo de Gobierno, disposición transitoria única, comprobado el 10 de septiembre de 2026). No afecta a quien abre de cero, pero si tu caso es una reapertura o una ampliación de un obrador (taller o laboratorio) ya existente, esa fecha entra en la misma hoja de cronograma como un hito más.</w:t>
+        <w:t>Y en la comunidad de ejemplo de este pack, Madrid, hay un plazo con fecha fija que sí hay que tener presente si el proyecto es una reforma de un negocio que ya venía funcionando: quien ya estaba abierto cuando entró en vigor el nuevo registro autonómico tiene un período transitorio de un año para inscribirse, que vence el 28-03-2027 (Decreto 26/2026, de 25 de marzo, del Consejo de Gobierno, disposición transitoria única, comprobado el 10 de septiembre de 2026). No afecta a quien abre de cero, pero si tu caso es una reapertura o una ampliación de un obrador ya existente, esa fecha entra en la misma hoja de cronograma como un hito más.</w:t>
       </w:r>
     </w:p>
     <w:p>
@@ -8267,7 +8227,7 @@
           <w:b w:val="0"/>
           <w:i w:val="0"/>
         </w:rPr>
-        <w:t>Esta es la puerta de entrada más frecuente al oficio. Empiezas vendiendo por encargo (pedido) desde tu propia casa, la clientela llega por mensajería y por redes sociales, y en algún momento el volumen obliga a plantearse legalizarlo. El miedo real no es el trámite en sí: es descubrir, ya con clientela hecha, que lo que llevas meses vendiendo no entra en la lista de lo que se puede elaborar en una vivienda. Esa es la pregunta que hay que responder antes de rellenar ningún papel, y la respuesta cambia según dónde vivas.</w:t>
+        <w:t>Esta es la puerta de entrada más frecuente al oficio. Empiezas vendiendo por encargo desde tu propia casa, la clientela llega por mensajería y por redes sociales, y en algún momento el volumen obliga a plantearse legalizarlo. El miedo real no es el trámite en sí: es descubrir, ya con clientela hecha, que lo que llevas meses vendiendo no entra en la lista de lo que se puede elaborar en una vivienda. Esa es la pregunta que hay que responder antes de rellenar ningún papel, y la respuesta cambia según dónde vivas.</w:t>
       </w:r>
     </w:p>
     <w:p>
@@ -8284,7 +8244,7 @@
           <w:b w:val="0"/>
           <w:i w:val="0"/>
         </w:rPr>
-        <w:t>Hay tres caminos y no son intercambiables. La opción A es legalizar la propia vivienda con una declaración responsable y ajustar tu catálogo a lo que la norma permite elaborar en casa. La opción B es dar el salto a un obrador (taller o laboratorio) compartido, que te libera del límite doméstico pero te suma un alquiler. La opción C es saltar directamente a un local pequeño con su propia licencia. Lo que cambia entre las tres es la inversión de arranque, el catálogo que puedes vender, los canales por los que puedes venderlo y el tope de volumen que puedes producir cada semana.</w:t>
+        <w:t>Hay tres caminos y no son intercambiables. La opción A es legalizar la propia vivienda con una declaración responsable y ajustar tu catálogo a lo que la norma permite elaborar en casa. La opción B es dar el salto a un obrador compartido, que te libera del límite doméstico pero te suma un alquiler. La opción C es saltar directamente a un local pequeño con su propia licencia. Lo que cambia entre las tres es la inversión de arranque, el catálogo que puedes vender, los canales por los que puedes venderlo y el tope de volumen que puedes producir cada semana.</w:t>
       </w:r>
     </w:p>
     <w:p>
@@ -8318,7 +8278,7 @@
           <w:b w:val="0"/>
           <w:i w:val="0"/>
         </w:rPr>
-        <w:t>La hoja de ruta doméstica del libro de licencias da tres semáforos para esta decisión. El primero es el tope de kilos: el límite absoluto son 100 kilos a la semana, y en el ejemplo doméstico de esa misma hoja se trabaja con 60 kilos semanales, muy por debajo del techo. El segundo semáforo es la proporcionalidad con los metros útiles de tu cocina: el ejemplo usa 12 metros útiles con un criterio propio de proporcionalidad de 8 y una referencia de 5,0 kilos por metro cuadrado útil y semana, así que la superficie de la que dispones acota tu producción tanto como el propio tope legal. El tercer semáforo no es una cifra, es un aviso: todo eso hay que poder demostrarlo documentalmente, no basta con decir que se cumple.</w:t>
+        <w:t>La hoja de ruta doméstica del libro de licencias da tres semáforos para esta decisión. El primero es el tope de kilos: el límite absoluto son 100 kilos a la semana, y en el ejemplo doméstico de esa misma hoja se trabaja con 60 kilos semanales, muy por debajo del techo. El segundo semáforo es la proporcionalidad con los metros útiles de tu cocina: el ejemplo usa 12 metros útiles con un criterio propio de proporcionalidad de 8 kilos por metro cuadrado útil y semana -de la casa, no de la norma- y un resultado de 5,0, holgadamente por debajo, así que la superficie de la que dispones acota tu producción tanto como el propio tope legal. El tercer semáforo no es una cifra, es un aviso: todo eso hay que poder demostrarlo documentalmente, no basta con decir que se cumple.</w:t>
       </w:r>
     </w:p>
     <w:p>
@@ -8353,7 +8313,7 @@
           <w:b w:val="0"/>
           <w:i w:val="0"/>
         </w:rPr>
-        <w:t>El artículo 13.8 del RD 1021/2022 (texto consolidado, comprobado el 10 de septiembre de 2026) limita lo que se puede elaborar en vivienda a cinco letras: comidas preparadas con tratamiento térmico suficiente, productos de pastelería (repostería) y panadería estables a temperatura ambiente, mermeladas y confituras con tratamiento térmico tras el envasado, conservas vegetales con pH inferior a 4,5, y una quinta letra que remite a lo que cada comunidad autónoma añada en su territorio. Por defecto, solo entra la repostería estable a temperatura ambiente: una tarta (pastel o torta) rellena de nata no entra en esa lista salvo que tu comunidad la haya sumado por la vía de esa quinta letra, y hay comunidades que ya lo han hecho. El Decreto 13/2025 del Consell, por ejemplo, amplía esa lista a ocho letras y abre además la venta directa en el propio domicilio.</w:t>
+        <w:t>El artículo 13.8 del RD 1021/2022 (texto consolidado, comprobado el 10 de septiembre de 2026) limita lo que se puede elaborar en vivienda a cinco letras: comidas preparadas con tratamiento térmico suficiente, productos de pastelería y panadería estables a temperatura ambiente, mermeladas y confituras con tratamiento térmico tras el envasado, conservas vegetales con pH inferior a 4,5, y una quinta letra que remite a lo que cada comunidad autónoma añada en su territorio. Por defecto, solo entra la repostería estable a temperatura ambiente: una tarta rellena de nata no entra en esa lista salvo que tu comunidad la haya sumado por la vía de esa quinta letra, y hay comunidades que ya lo han hecho. El Decreto 13/2025 del Consell, por ejemplo, amplía esa lista a ocho letras y abre además la venta directa en el propio domicilio.</w:t>
       </w:r>
     </w:p>
     <w:p>
@@ -8617,7 +8577,7 @@
           <w:b w:val="0"/>
           <w:i w:val="0"/>
         </w:rPr>
-        <w:t>El envío a domicilio parece la manera barata de ampliar mercado sin abrir otra tienda: no hay traspaso, no hay otro alquiler, no hay otra plantilla. En pastelería (repostería) esa promesa choca con la física antes que con la ley. La pregunta correcta no es si puedes vender online -puedes, y lo puedes hacer sin pedir permiso especial por vender a distancia-, sino qué referencia concreta de tu carta llega en condiciones al domicilio del cliente. No es la misma decisión para una galleta que para una tarta (pastel o torta) rellena de crema, y tratar el envío como un canal único, sin mirar producto a producto, es el error que arrastra el resto de decisiones de este capítulo.</w:t>
+        <w:t>El envío a domicilio parece la manera barata de ampliar mercado sin abrir otra tienda: no hay traspaso, no hay otro alquiler, no hay otra plantilla. En pastelería esa promesa choca con la física antes que con la ley. La pregunta correcta no es si puedes vender online -puedes, y lo puedes hacer sin pedir permiso especial por vender a distancia-, sino qué referencia concreta de tu carta llega en condiciones al domicilio del cliente. No es la misma decisión para una galleta que para una tarta rellena de crema, y tratar el envío como un canal único, sin mirar producto a producto, es el error que arrastra el resto de decisiones de este capítulo.</w:t>
       </w:r>
     </w:p>
     <w:p>
@@ -8634,7 +8594,7 @@
           <w:b w:val="0"/>
           <w:i w:val="0"/>
         </w:rPr>
-        <w:t>Hay tres caminos, y conviene mirarlos sin descartar ninguno antes de tiempo:</w:t>
+        <w:t>Hay tres caminos, y hay que mirarlos sin descartar ninguno antes de tiempo:</w:t>
       </w:r>
     </w:p>
     <w:p>
@@ -8658,7 +8618,7 @@
           <w:b w:val="0"/>
           <w:i w:val="0"/>
         </w:rPr>
-        <w:t>Opción B: enviar también producto refrigerado, con transporte de temperatura controlada desde el obrador (taller o laboratorio) hasta la puerta del cliente.</w:t>
+        <w:t>Opción B: enviar también producto refrigerado, con transporte de temperatura controlada desde el obrador hasta la puerta del cliente.</w:t>
       </w:r>
     </w:p>
     <w:p>
@@ -8670,7 +8630,7 @@
           <w:b w:val="0"/>
           <w:i w:val="0"/>
         </w:rPr>
-        <w:t>Opción C: no enviar nada y usar la web sólo para que el cliente recoja en tienda el encargo (pedido) que ha hecho online.</w:t>
+        <w:t>Opción C: no enviar nada y usar la web sólo para que el cliente recoja en tienda el encargo que ha hecho online.</w:t>
       </w:r>
     </w:p>
     <w:p>
@@ -8696,7 +8656,7 @@
           <w:b w:val="0"/>
           <w:i w:val="0"/>
         </w:rPr>
-        <w:t>La regla que separa lo que se puede enviar de lo que no es sencilla de enunciar y fácil de saltarse: viaja lo que aguanta su temperatura de conservación durante todo el trayecto, no lo que aguanta la caja. Una caja bien aislada retrasa la subida de temperatura, no la impide, y el reloj no se para por el packaging. Y hay un segundo matiz que se olvida con frecuencia: el plazo legal del producto elaborado por la vía del huevo se cuenta desde el momento de la elaboración, no desde el momento del envío. Si la pieza lleva ya parte de su vida útil consumida en vitrina (exhibidor) o en cámara antes de meterla en la caja, ese tiempo cuenta igual.</w:t>
+        <w:t>La regla que separa lo que se puede enviar de lo que no es sencilla de enunciar y fácil de saltarse: viaja lo que aguanta su temperatura de conservación durante todo el trayecto, no lo que aguanta la caja. Una caja bien aislada retrasa la subida de temperatura, no la impide, y el reloj no se para por el packaging. Y hay un segundo matiz que se olvida con frecuencia: el plazo legal del producto elaborado por la vía del huevo se cuenta desde el momento de la elaboración, no desde el momento del envío. Si la pieza lleva ya parte de su vida útil consumida en vitrina o en cámara antes de meterla en la caja, ese tiempo cuenta igual.</w:t>
       </w:r>
     </w:p>
     <w:p>
@@ -8731,7 +8691,7 @@
           <w:b w:val="0"/>
           <w:i w:val="0"/>
         </w:rPr>
-        <w:t>La hoja de decisión de huevo y temperatura del libro de la carta -la calculadora de escandallo (costeo) y apertura- clasifica las treinta referencias de la carta modelo entre vitrina refrigerada y vitrina de ambiente: quince van a vitrina refrigerada y quince a vitrina de ambiente, y de esas, quince referencias quedan con un plazo legal de veinticuatro horas. Esa misma hoja da también la temperatura que manda para el producto relleno: 4 grados. Son las quince referencias de vitrina refrigerada las que hay que mirar una a una antes de decidir si entran en el envío, porque son las que menos margen de trayecto tienen.</w:t>
+        <w:t>La hoja de decisión de huevo y temperatura del libro de la carta -la calculadora de escandallo y apertura- clasifica las treinta referencias de la carta modelo entre vitrina refrigerada y vitrina de ambiente: quince van a vitrina refrigerada y quince a vitrina de ambiente, y son esas quince refrigeradas las que quedan con un plazo legal de veinticuatro horas. Esa misma hoja da también la temperatura que manda para el producto relleno: 4 grados. Son las quince referencias de vitrina refrigerada las que hay que mirar una a una antes de decidir si entran en el envío, porque son las que menos margen de trayecto tienen.</w:t>
       </w:r>
     </w:p>
     <w:p>
@@ -9253,7 +9213,7 @@
           <w:b w:val="0"/>
           <w:i w:val="0"/>
         </w:rPr>
-        <w:t>En una pastelería (repostería) lo que no se vende hoy no espera a mañana: la vitrina (exhibidor) refrigerada tiene 15 referencias, y las 15 llevan plazo legal de veinticuatro horas, así que al cierre no hay margen para pensar «ya lo coloco la próxima jornada». El primer año esa urgencia se agrava porque todavía no conoces la demanda por referencia: pides con intuición, no con histórico, y la merma sale alta mientras aprendes qué se vende y cuánto. Ese aprendizaje tiene un coste doble y en dos direcciones opuestas: se tira producto que se podría haber vendido con un pequeño empujón, y al mismo tiempo se vende producto que ya no se debería vender, porque nadie decidió a qué hora deja de estar en condiciones de ofrecerse tal cual. Las dos cosas nacen de la misma causa: no tener la política de fin de jornada escrita antes de abrir. Sin ella, cada dependienta improvisa su propio criterio, y el criterio de una tarde no coincide con el de la siguiente.</w:t>
+        <w:t>En una pastelería lo que no se vende hoy no espera a mañana: la vitrina refrigerada tiene 15 referencias, y las 15 llevan plazo legal de veinticuatro horas, así que al cierre no hay margen para pensar «ya lo coloco la próxima jornada». El primer año esa urgencia se agrava porque todavía no conoces la demanda por referencia: pides con intuición, no con histórico, y la merma sale alta mientras aprendes qué se vende y cuánto. Ese aprendizaje tiene un coste doble y en dos direcciones opuestas: se tira producto que se podría haber vendido con un pequeño empujón, y al mismo tiempo se vende producto que ya no se debería vender, porque nadie decidió a qué hora deja de estar en condiciones de ofrecerse tal cual. Las dos cosas nacen de la misma causa: no tener la política de fin de jornada escrita antes de abrir. Sin ella, cada dependienta improvisa su propio criterio, y el criterio de una tarde no coincide con el de la siguiente.</w:t>
       </w:r>
     </w:p>
     <w:p>
@@ -9270,7 +9230,7 @@
           <w:b w:val="0"/>
           <w:i w:val="0"/>
         </w:rPr>
-        <w:t>Al cierre hay cuatro caminos para lo que sobra, y conviene tenerlos decididos de antemano, no inventados sobre la marcha:</w:t>
+        <w:t>Al cierre hay cuatro caminos para lo que sobra, y hay que tenerlos decididos de antemano, no inventados sobre la marcha:</w:t>
       </w:r>
     </w:p>
     <w:p>
@@ -9344,7 +9304,7 @@
           <w:b w:val="0"/>
           <w:i w:val="0"/>
         </w:rPr>
-        <w:t>El primer criterio no es cuál de las cuatro opciones elegir: es reducir la producción con datos antes de tener que elegir ninguna. La merma se mide por referencia, no en bloque, porque una tarta (pastel o torta) de vida corta y una pieza de bollería envasada no se comportan igual. Sólo después de medir tiene sentido decidir qué hacer con lo que sobra; descontar sin haber medido antes convierte el descuento en política de precios encubierta, porque terminas rebajando siempre las mismas referencias por costumbre y no por excedente real.</w:t>
+        <w:t>El primer criterio no es cuál de las cuatro opciones elegir: es reducir la producción con datos antes de tener que elegir ninguna. La merma se mide por referencia, no en bloque, porque una tarta de vida corta y una pieza de bollería envasada no se comportan igual. Sólo después de medir tiene sentido decidir qué hacer con lo que sobra; descontar sin haber medido antes convierte el descuento en política de precios encubierta, porque terminas rebajando siempre las mismas referencias por costumbre y no por excedente real.</w:t>
       </w:r>
     </w:p>
     <w:p>
@@ -9963,11 +9923,6 @@
       </w:r>
     </w:p>
     <w:p>
-      <w:r>
-        <w:br w:type="page"/>
-      </w:r>
-    </w:p>
-    <w:p>
       <w:pPr>
         <w:pStyle w:val="Heading1"/>
       </w:pPr>
@@ -9990,7 +9945,7 @@
           <w:b/>
           <w:i w:val="0"/>
         </w:rPr>
-        <w:t>Versión 1.0 · septiembre de 2026 · aichef.pro/guia-pasteleria-obrador · info@aichef.pro</w:t>
+        <w:t>Versión 1.0.1 · septiembre de 2026 · aichef.pro/guia-pasteleria-obrador · info@aichef.pro</w:t>
       </w:r>
     </w:p>
     <w:p>
